--- a/docs/content/multiple_regression/multiple_regression_activity.docx
+++ b/docs/content/multiple_regression/multiple_regression_activity.docx
@@ -375,12 +375,79 @@
         </w:rPr>
         <w:t xml:space="preserve">)</w:t>
       </w:r>
-      <w:r>
-        <w:br/>
-      </w:r>
-      <w:r>
-        <w:br/>
-      </w:r>
+    </w:p>
+    <w:p>
+      <w:pPr>
+        <w:pStyle w:val="SourceCode"/>
+      </w:pPr>
+      <w:r>
+        <w:rPr>
+          <w:rStyle w:val="VerbatimChar"/>
+        </w:rPr>
+        <w:t xml:space="preserve">Rows: 1220 Columns: 8</w:t>
+      </w:r>
+      <w:r>
+        <w:br/>
+      </w:r>
+      <w:r>
+        <w:rPr>
+          <w:rStyle w:val="VerbatimChar"/>
+        </w:rPr>
+        <w:t xml:space="preserve">── Column specification ────────────────────────────────────────────────────────</w:t>
+      </w:r>
+      <w:r>
+        <w:br/>
+      </w:r>
+      <w:r>
+        <w:rPr>
+          <w:rStyle w:val="VerbatimChar"/>
+        </w:rPr>
+        <w:t xml:space="preserve">Delimiter: ","</w:t>
+      </w:r>
+      <w:r>
+        <w:br/>
+      </w:r>
+      <w:r>
+        <w:rPr>
+          <w:rStyle w:val="VerbatimChar"/>
+        </w:rPr>
+        <w:t xml:space="preserve">chr (1): leaf</w:t>
+      </w:r>
+      <w:r>
+        <w:br/>
+      </w:r>
+      <w:r>
+        <w:rPr>
+          <w:rStyle w:val="VerbatimChar"/>
+        </w:rPr>
+        <w:t xml:space="preserve">dbl (7): npp, age, biomass, season, temp, precip, teb</w:t>
+      </w:r>
+      <w:r>
+        <w:br/>
+      </w:r>
+      <w:r>
+        <w:br/>
+      </w:r>
+      <w:r>
+        <w:rPr>
+          <w:rStyle w:val="VerbatimChar"/>
+        </w:rPr>
+        <w:t xml:space="preserve">ℹ Use `spec()` to retrieve the full column specification for this data.</w:t>
+      </w:r>
+      <w:r>
+        <w:br/>
+      </w:r>
+      <w:r>
+        <w:rPr>
+          <w:rStyle w:val="VerbatimChar"/>
+        </w:rPr>
+        <w:t xml:space="preserve">ℹ Specify the column types or set `show_col_types = FALSE` to quiet this message.</w:t>
+      </w:r>
+    </w:p>
+    <w:p>
+      <w:pPr>
+        <w:pStyle w:val="SourceCode"/>
+      </w:pPr>
       <w:r>
         <w:rPr>
           <w:rStyle w:val="CommentTok"/>
@@ -986,7 +1053,7 @@
       <w:r>
         <w:drawing>
           <wp:inline>
-            <wp:extent cx="5943600" cy="3566160"/>
+            <wp:extent cx="2743200" cy="2743200"/>
             <wp:effectExtent b="0" l="0" r="0" t="0"/>
             <wp:docPr descr="" title="" id="14" name="Picture"/>
             <a:graphic>
@@ -1007,7 +1074,7 @@
                   <pic:spPr bwMode="auto">
                     <a:xfrm>
                       <a:off x="0" y="0"/>
-                      <a:ext cx="5943600" cy="3566160"/>
+                      <a:ext cx="2743200" cy="2743200"/>
                     </a:xfrm>
                     <a:prstGeom prst="rect">
                       <a:avLst/>
@@ -2711,7 +2778,7 @@
       <w:r>
         <w:drawing>
           <wp:inline>
-            <wp:extent cx="5943600" cy="3566160"/>
+            <wp:extent cx="2743200" cy="2743200"/>
             <wp:effectExtent b="0" l="0" r="0" t="0"/>
             <wp:docPr descr="" title="" id="23" name="Picture"/>
             <a:graphic>
@@ -2732,7 +2799,7 @@
                   <pic:spPr bwMode="auto">
                     <a:xfrm>
                       <a:off x="0" y="0"/>
-                      <a:ext cx="5943600" cy="3566160"/>
+                      <a:ext cx="2743200" cy="2743200"/>
                     </a:xfrm>
                     <a:prstGeom prst="rect">
                       <a:avLst/>
@@ -3367,7 +3434,7 @@
       <w:r>
         <w:drawing>
           <wp:inline>
-            <wp:extent cx="5943600" cy="3566160"/>
+            <wp:extent cx="2743200" cy="2743200"/>
             <wp:effectExtent b="0" l="0" r="0" t="0"/>
             <wp:docPr descr="" title="" id="29" name="Picture"/>
             <a:graphic>
@@ -3388,7 +3455,7 @@
                   <pic:spPr bwMode="auto">
                     <a:xfrm>
                       <a:off x="0" y="0"/>
-                      <a:ext cx="5943600" cy="3566160"/>
+                      <a:ext cx="2743200" cy="2743200"/>
                     </a:xfrm>
                     <a:prstGeom prst="rect">
                       <a:avLst/>
@@ -4067,7 +4134,7 @@
       <w:r>
         <w:drawing>
           <wp:inline>
-            <wp:extent cx="5943600" cy="3566160"/>
+            <wp:extent cx="2743200" cy="2743200"/>
             <wp:effectExtent b="0" l="0" r="0" t="0"/>
             <wp:docPr descr="" title="" id="33" name="Picture"/>
             <a:graphic>
@@ -4088,7 +4155,7 @@
                   <pic:spPr bwMode="auto">
                     <a:xfrm>
                       <a:off x="0" y="0"/>
-                      <a:ext cx="5943600" cy="3566160"/>
+                      <a:ext cx="2743200" cy="2743200"/>
                     </a:xfrm>
                     <a:prstGeom prst="rect">
                       <a:avLst/>
@@ -4303,7 +4370,7 @@
       <w:r>
         <w:drawing>
           <wp:inline>
-            <wp:extent cx="5943600" cy="3566160"/>
+            <wp:extent cx="2743200" cy="2743200"/>
             <wp:effectExtent b="0" l="0" r="0" t="0"/>
             <wp:docPr descr="" title="" id="38" name="Picture"/>
             <a:graphic>
@@ -4324,7 +4391,7 @@
                   <pic:spPr bwMode="auto">
                     <a:xfrm>
                       <a:off x="0" y="0"/>
-                      <a:ext cx="5943600" cy="3566160"/>
+                      <a:ext cx="2743200" cy="2743200"/>
                     </a:xfrm>
                     <a:prstGeom prst="rect">
                       <a:avLst/>
@@ -4350,7 +4417,7 @@
       <w:r>
         <w:drawing>
           <wp:inline>
-            <wp:extent cx="5943600" cy="3566160"/>
+            <wp:extent cx="2743200" cy="2743200"/>
             <wp:effectExtent b="0" l="0" r="0" t="0"/>
             <wp:docPr descr="" title="" id="41" name="Picture"/>
             <a:graphic>
@@ -4371,7 +4438,7 @@
                   <pic:spPr bwMode="auto">
                     <a:xfrm>
                       <a:off x="0" y="0"/>
-                      <a:ext cx="5943600" cy="3566160"/>
+                      <a:ext cx="2743200" cy="2743200"/>
                     </a:xfrm>
                     <a:prstGeom prst="rect">
                       <a:avLst/>
@@ -4397,7 +4464,7 @@
       <w:r>
         <w:drawing>
           <wp:inline>
-            <wp:extent cx="5943600" cy="3566160"/>
+            <wp:extent cx="2743200" cy="2743200"/>
             <wp:effectExtent b="0" l="0" r="0" t="0"/>
             <wp:docPr descr="" title="" id="44" name="Picture"/>
             <a:graphic>
@@ -4418,7 +4485,7 @@
                   <pic:spPr bwMode="auto">
                     <a:xfrm>
                       <a:off x="0" y="0"/>
-                      <a:ext cx="5943600" cy="3566160"/>
+                      <a:ext cx="2743200" cy="2743200"/>
                     </a:xfrm>
                     <a:prstGeom prst="rect">
                       <a:avLst/>
@@ -4444,7 +4511,7 @@
       <w:r>
         <w:drawing>
           <wp:inline>
-            <wp:extent cx="5943600" cy="3566160"/>
+            <wp:extent cx="2743200" cy="2743200"/>
             <wp:effectExtent b="0" l="0" r="0" t="0"/>
             <wp:docPr descr="" title="" id="47" name="Picture"/>
             <a:graphic>
@@ -4465,7 +4532,7 @@
                   <pic:spPr bwMode="auto">
                     <a:xfrm>
                       <a:off x="0" y="0"/>
-                      <a:ext cx="5943600" cy="3566160"/>
+                      <a:ext cx="2743200" cy="2743200"/>
                     </a:xfrm>
                     <a:prstGeom prst="rect">
                       <a:avLst/>
@@ -5133,12 +5200,23 @@
     </w:p>
     <w:p>
       <w:pPr>
+        <w:pStyle w:val="SourceCode"/>
+      </w:pPr>
+      <w:r>
+        <w:rPr>
+          <w:rStyle w:val="VerbatimChar"/>
+        </w:rPr>
+        <w:t xml:space="preserve">`geom_smooth()` using formula = 'y ~ x'</w:t>
+      </w:r>
+    </w:p>
+    <w:p>
+      <w:pPr>
         <w:pStyle w:val="FirstParagraph"/>
       </w:pPr>
       <w:r>
         <w:drawing>
           <wp:inline>
-            <wp:extent cx="5943600" cy="3566160"/>
+            <wp:extent cx="2743200" cy="2743200"/>
             <wp:effectExtent b="0" l="0" r="0" t="0"/>
             <wp:docPr descr="" title="" id="51" name="Picture"/>
             <a:graphic>
@@ -5159,7 +5237,7 @@
                   <pic:spPr bwMode="auto">
                     <a:xfrm>
                       <a:off x="0" y="0"/>
-                      <a:ext cx="5943600" cy="3566160"/>
+                      <a:ext cx="2743200" cy="2743200"/>
                     </a:xfrm>
                     <a:prstGeom prst="rect">
                       <a:avLst/>
@@ -5769,7 +5847,7 @@
       <w:r>
         <w:drawing>
           <wp:inline>
-            <wp:extent cx="5943600" cy="3566160"/>
+            <wp:extent cx="2743200" cy="2743200"/>
             <wp:effectExtent b="0" l="0" r="0" t="0"/>
             <wp:docPr descr="" title="" id="54" name="Picture"/>
             <a:graphic>
@@ -5790,7 +5868,7 @@
                   <pic:spPr bwMode="auto">
                     <a:xfrm>
                       <a:off x="0" y="0"/>
-                      <a:ext cx="5943600" cy="3566160"/>
+                      <a:ext cx="2743200" cy="2743200"/>
                     </a:xfrm>
                     <a:prstGeom prst="rect">
                       <a:avLst/>
@@ -5816,7 +5894,7 @@
       <w:r>
         <w:drawing>
           <wp:inline>
-            <wp:extent cx="5943600" cy="3566160"/>
+            <wp:extent cx="2743200" cy="2743200"/>
             <wp:effectExtent b="0" l="0" r="0" t="0"/>
             <wp:docPr descr="" title="" id="57" name="Picture"/>
             <a:graphic>
@@ -5837,7 +5915,7 @@
                   <pic:spPr bwMode="auto">
                     <a:xfrm>
                       <a:off x="0" y="0"/>
-                      <a:ext cx="5943600" cy="3566160"/>
+                      <a:ext cx="2743200" cy="2743200"/>
                     </a:xfrm>
                     <a:prstGeom prst="rect">
                       <a:avLst/>
@@ -5863,7 +5941,7 @@
       <w:r>
         <w:drawing>
           <wp:inline>
-            <wp:extent cx="5943600" cy="3566160"/>
+            <wp:extent cx="2743200" cy="2743200"/>
             <wp:effectExtent b="0" l="0" r="0" t="0"/>
             <wp:docPr descr="" title="" id="60" name="Picture"/>
             <a:graphic>
@@ -5884,7 +5962,7 @@
                   <pic:spPr bwMode="auto">
                     <a:xfrm>
                       <a:off x="0" y="0"/>
-                      <a:ext cx="5943600" cy="3566160"/>
+                      <a:ext cx="2743200" cy="2743200"/>
                     </a:xfrm>
                     <a:prstGeom prst="rect">
                       <a:avLst/>
@@ -5910,7 +5988,7 @@
       <w:r>
         <w:drawing>
           <wp:inline>
-            <wp:extent cx="5943600" cy="3566160"/>
+            <wp:extent cx="2743200" cy="2743200"/>
             <wp:effectExtent b="0" l="0" r="0" t="0"/>
             <wp:docPr descr="" title="" id="63" name="Picture"/>
             <a:graphic>
@@ -5931,7 +6009,7 @@
                   <pic:spPr bwMode="auto">
                     <a:xfrm>
                       <a:off x="0" y="0"/>
-                      <a:ext cx="5943600" cy="3566160"/>
+                      <a:ext cx="2743200" cy="2743200"/>
                     </a:xfrm>
                     <a:prstGeom prst="rect">
                       <a:avLst/>
@@ -9193,7 +9271,7 @@
         <w:rPr>
           <w:rStyle w:val="VerbatimChar"/>
         </w:rPr>
-        <w:t xml:space="preserve">Running under: macOS Tahoe 26.5.2</w:t>
+        <w:t xml:space="preserve">Running under: macOS Tahoe 26.6.2</w:t>
       </w:r>
       <w:r>
         <w:br/>
@@ -9364,7 +9442,7 @@
         <w:rPr>
           <w:rStyle w:val="VerbatimChar"/>
         </w:rPr>
-        <w:t xml:space="preserve"> [1] gtable_0.3.6       xfun_0.59          insight_1.5.2      lattice_0.22-9    </w:t>
+        <w:t xml:space="preserve"> [1] gtable_0.3.6       xfun_0.60          insight_1.5.2      lattice_0.22-9    </w:t>
       </w:r>
       <w:r>
         <w:br/>
@@ -9382,7 +9460,7 @@
         <w:rPr>
           <w:rStyle w:val="VerbatimChar"/>
         </w:rPr>
-        <w:t xml:space="preserve"> [9] stats4_4.6.1       parallel_4.6.1     pkgconfig_2.0.3    Matrix_1.7-5      </w:t>
+        <w:t xml:space="preserve"> [9] stats4_4.6.1       parallel_4.6.1     pkgconfig_2.0.3    Matrix_1.7-6      </w:t>
       </w:r>
       <w:r>
         <w:br/>
@@ -9409,25 +9487,25 @@
         <w:rPr>
           <w:rStyle w:val="VerbatimChar"/>
         </w:rPr>
-        <w:t xml:space="preserve">[21] Formula_1.2-5      pillar_1.11.1      crayon_1.5.3       abind_1.4-8       </w:t>
-      </w:r>
-      <w:r>
-        <w:br/>
-      </w:r>
-      <w:r>
-        <w:rPr>
-          <w:rStyle w:val="VerbatimChar"/>
-        </w:rPr>
-        <w:t xml:space="preserve">[25] nlme_3.1-169       ggstats_0.13.0     tidyselect_1.2.1   digest_0.6.39     </w:t>
-      </w:r>
-      <w:r>
-        <w:br/>
-      </w:r>
-      <w:r>
-        <w:rPr>
-          <w:rStyle w:val="VerbatimChar"/>
-        </w:rPr>
-        <w:t xml:space="preserve">[29] stringi_1.8.7      labeling_0.4.3     splines_4.6.1      fastmap_1.2.0     </w:t>
+        <w:t xml:space="preserve">[21] Formula_1.2-6      pillar_1.11.1      crayon_1.5.3       abind_1.4-8       </w:t>
+      </w:r>
+      <w:r>
+        <w:br/>
+      </w:r>
+      <w:r>
+        <w:rPr>
+          <w:rStyle w:val="VerbatimChar"/>
+        </w:rPr>
+        <w:t xml:space="preserve">[25] nlme_3.1-170       ggstats_0.13.0     tidyselect_1.2.1   digest_0.6.39     </w:t>
+      </w:r>
+      <w:r>
+        <w:br/>
+      </w:r>
+      <w:r>
+        <w:rPr>
+          <w:rStyle w:val="VerbatimChar"/>
+        </w:rPr>
+        <w:t xml:space="preserve">[29] stringi_1.8.9      labeling_0.4.3     splines_4.6.1      fastmap_1.2.0     </w:t>
       </w:r>
       <w:r>
         <w:br/>
@@ -9472,7 +9550,7 @@
         <w:rPr>
           <w:rStyle w:val="VerbatimChar"/>
         </w:rPr>
-        <w:t xml:space="preserve">[49] rlang_1.2.0        glue_1.8.1         vroom_1.7.1        jsonlite_2.0.0    </w:t>
+        <w:t xml:space="preserve">[49] rlang_1.3.0        glue_1.8.1         vroom_1.7.1        jsonlite_2.0.0    </w:t>
       </w:r>
       <w:r>
         <w:br/>

--- a/docs/content/multiple_regression/multiple_regression_activity.docx
+++ b/docs/content/multiple_regression/multiple_regression_activity.docx
@@ -1543,7 +1543,7 @@
         <w:rPr>
           <w:rStyle w:val="StringTok"/>
         </w:rPr>
-        <w:t xml:space="preserve">"steelblue"</w:t>
+        <w:t xml:space="preserve">"darkblue"</w:t>
       </w:r>
       <w:r>
         <w:rPr>

--- a/docs/content/multiple_regression/multiple_regression_activity.docx
+++ b/docs/content/multiple_regression/multiple_regression_activity.docx
@@ -7315,7 +7315,701 @@
       </w:r>
     </w:p>
     <w:bookmarkEnd w:id="32"/>
-    <w:bookmarkStart w:id="33" w:name="getting-unstuck"/>
+    <w:bookmarkStart w:id="40" w:name="X87dcd265ba00b3bdf6a0ed012584cf24994b2a2"/>
+    <w:p>
+      <w:pPr>
+        <w:pStyle w:val="Heading1"/>
+      </w:pPr>
+      <w:r>
+        <w:t xml:space="preserve">Part 9 · Take-Home Extension — Nutrients and Chlorophyll in New Zealand Lakes</w:t>
+      </w:r>
+    </w:p>
+    <w:p>
+      <w:pPr>
+        <w:pStyle w:val="FirstParagraph"/>
+      </w:pPr>
+      <w:r>
+        <w:rPr>
+          <w:i/>
+          <w:iCs/>
+        </w:rPr>
+        <w:t xml:space="preserve">Due Monday, October 19 — before the Analysis of Variance class.</w:t>
+      </w:r>
+    </w:p>
+    <w:p>
+      <w:pPr>
+        <w:pStyle w:val="BodyText"/>
+      </w:pPr>
+      <w:r>
+        <w:t xml:space="preserve">Same workflow as Parts 1–6 — correlation/multicollinearity check, fit the model, diagnose, transform if needed, interpret — new dataset, new question. This time you decide what (if anything) needs fixing before you trust the model; nobody walks you through it step by step.</w:t>
+      </w:r>
+    </w:p>
+    <w:bookmarkStart w:id="33" w:name="background"/>
+    <w:p>
+      <w:pPr>
+        <w:pStyle w:val="Heading2"/>
+      </w:pPr>
+      <w:r>
+        <w:t xml:space="preserve">Background</w:t>
+      </w:r>
+    </w:p>
+    <w:p>
+      <w:pPr>
+        <w:pStyle w:val="FirstParagraph"/>
+      </w:pPr>
+      <w:r>
+        <w:t xml:space="preserve">Abell et al. (2010) studied nutrient limitation in New Zealand lakes. Chlorophyll-a is a standard proxy for algal biomass, and both phosphorus and nitrogen can drive it up. Below are measurements from 111 New Zealand lakes.</w:t>
+      </w:r>
+    </w:p>
+    <w:p>
+      <w:pPr>
+        <w:pStyle w:val="BodyText"/>
+      </w:pPr>
+      <w:r>
+        <w:rPr>
+          <w:b/>
+          <w:bCs/>
+        </w:rPr>
+        <w:t xml:space="preserve">▶ Run this:</w:t>
+      </w:r>
+    </w:p>
+    <w:p>
+      <w:pPr>
+        <w:pStyle w:val="SourceCode"/>
+      </w:pPr>
+      <w:r>
+        <w:rPr>
+          <w:rStyle w:val="NormalTok"/>
+        </w:rPr>
+        <w:t xml:space="preserve">nz_df </w:t>
+      </w:r>
+      <w:r>
+        <w:rPr>
+          <w:rStyle w:val="OtherTok"/>
+        </w:rPr>
+        <w:t xml:space="preserve">&lt;-</w:t>
+      </w:r>
+      <w:r>
+        <w:rPr>
+          <w:rStyle w:val="NormalTok"/>
+        </w:rPr>
+        <w:t xml:space="preserve"> </w:t>
+      </w:r>
+      <w:r>
+        <w:rPr>
+          <w:rStyle w:val="FunctionTok"/>
+        </w:rPr>
+        <w:t xml:space="preserve">read_csv</w:t>
+      </w:r>
+      <w:r>
+        <w:rPr>
+          <w:rStyle w:val="NormalTok"/>
+        </w:rPr>
+        <w:t xml:space="preserve">(</w:t>
+      </w:r>
+      <w:r>
+        <w:rPr>
+          <w:rStyle w:val="StringTok"/>
+        </w:rPr>
+        <w:t xml:space="preserve">"data/abel_et_al_lakes_data.csv"</w:t>
+      </w:r>
+      <w:r>
+        <w:rPr>
+          <w:rStyle w:val="NormalTok"/>
+        </w:rPr>
+        <w:t xml:space="preserve">)</w:t>
+      </w:r>
+      <w:r>
+        <w:br/>
+      </w:r>
+      <w:r>
+        <w:rPr>
+          <w:rStyle w:val="FunctionTok"/>
+        </w:rPr>
+        <w:t xml:space="preserve">head</w:t>
+      </w:r>
+      <w:r>
+        <w:rPr>
+          <w:rStyle w:val="NormalTok"/>
+        </w:rPr>
+        <w:t xml:space="preserve">(nz_df)</w:t>
+      </w:r>
+    </w:p>
+    <w:bookmarkEnd w:id="33"/>
+    <w:bookmarkStart w:id="34" w:name="your-task"/>
+    <w:p>
+      <w:pPr>
+        <w:pStyle w:val="Heading2"/>
+      </w:pPr>
+      <w:r>
+        <w:t xml:space="preserve">Your Task</w:t>
+      </w:r>
+    </w:p>
+    <w:p>
+      <w:pPr>
+        <w:pStyle w:val="FirstParagraph"/>
+      </w:pPr>
+      <w:r>
+        <w:rPr>
+          <w:b/>
+          <w:bCs/>
+        </w:rPr>
+        <w:t xml:space="preserve">Question:</w:t>
+      </w:r>
+      <w:r>
+        <w:t xml:space="preserve"> </w:t>
+      </w:r>
+      <w:r>
+        <w:t xml:space="preserve">How do total phosphorus and total nitrogen jointly predict chlorophyll-a concentration across these lakes?</w:t>
+      </w:r>
+    </w:p>
+    <w:p>
+      <w:pPr>
+        <w:pStyle w:val="BodyText"/>
+      </w:pPr>
+      <w:r>
+        <w:t xml:space="preserve">✏️</w:t>
+      </w:r>
+      <w:r>
+        <w:t xml:space="preserve"> </w:t>
+      </w:r>
+      <w:r>
+        <w:rPr>
+          <w:b/>
+          <w:bCs/>
+        </w:rPr>
+        <w:t xml:space="preserve">Your turn:</w:t>
+      </w:r>
+      <w:r>
+        <w:t xml:space="preserve"> </w:t>
+      </w:r>
+      <w:r>
+        <w:t xml:space="preserve">State your hypotheses. Check for multicollinearity between the two predictors and decide whether it’s a problem here. Look at the shape of each relationship and decide whether a transformation is needed before you trust a linear model (hint: nutrient–chlorophyll relationships are rarely linear on the raw scale). Justify whatever choices you make, then fit the model, interpret it, and report the result properly.</w:t>
+      </w:r>
+    </w:p>
+    <w:p>
+      <w:pPr>
+        <w:pStyle w:val="SourceCode"/>
+      </w:pPr>
+      <w:r>
+        <w:rPr>
+          <w:rStyle w:val="VerbatimChar"/>
+        </w:rPr>
+        <w:t xml:space="preserve">H0 =</w:t>
+      </w:r>
+      <w:r>
+        <w:br/>
+      </w:r>
+      <w:r>
+        <w:rPr>
+          <w:rStyle w:val="VerbatimChar"/>
+        </w:rPr>
+        <w:t xml:space="preserve">________________________________________________________</w:t>
+      </w:r>
+      <w:r>
+        <w:br/>
+      </w:r>
+      <w:r>
+        <w:rPr>
+          <w:rStyle w:val="VerbatimChar"/>
+        </w:rPr>
+        <w:t xml:space="preserve">Ha =</w:t>
+      </w:r>
+      <w:r>
+        <w:br/>
+      </w:r>
+      <w:r>
+        <w:rPr>
+          <w:rStyle w:val="VerbatimChar"/>
+        </w:rPr>
+        <w:t xml:space="preserve">________________________________________________________</w:t>
+      </w:r>
+      <w:r>
+        <w:br/>
+      </w:r>
+      <w:r>
+        <w:rPr>
+          <w:rStyle w:val="VerbatimChar"/>
+        </w:rPr>
+        <w:t xml:space="preserve">Model/transformation I will use and why:</w:t>
+      </w:r>
+      <w:r>
+        <w:br/>
+      </w:r>
+      <w:r>
+        <w:rPr>
+          <w:rStyle w:val="VerbatimChar"/>
+        </w:rPr>
+        <w:t xml:space="preserve">________________________________________________________</w:t>
+      </w:r>
+      <w:r>
+        <w:br/>
+      </w:r>
+      <w:r>
+        <w:rPr>
+          <w:rStyle w:val="VerbatimChar"/>
+        </w:rPr>
+        <w:t xml:space="preserve">________________________________________________________</w:t>
+      </w:r>
+    </w:p>
+    <w:p>
+      <w:pPr>
+        <w:pStyle w:val="SourceCode"/>
+      </w:pPr>
+      <w:r>
+        <w:rPr>
+          <w:rStyle w:val="CommentTok"/>
+        </w:rPr>
+        <w:t xml:space="preserve"># Write your code here:</w:t>
+      </w:r>
+    </w:p>
+    <w:p>
+      <w:pPr>
+        <w:pStyle w:val="SourceCode"/>
+      </w:pPr>
+      <w:r>
+        <w:rPr>
+          <w:rStyle w:val="VerbatimChar"/>
+        </w:rPr>
+        <w:t xml:space="preserve">Interpretation:</w:t>
+      </w:r>
+      <w:r>
+        <w:br/>
+      </w:r>
+      <w:r>
+        <w:rPr>
+          <w:rStyle w:val="VerbatimChar"/>
+        </w:rPr>
+        <w:t xml:space="preserve">________________________________________________________</w:t>
+      </w:r>
+      <w:r>
+        <w:br/>
+      </w:r>
+      <w:r>
+        <w:rPr>
+          <w:rStyle w:val="VerbatimChar"/>
+        </w:rPr>
+        <w:t xml:space="preserve">________________________________________________________</w:t>
+      </w:r>
+    </w:p>
+    <w:bookmarkEnd w:id="34"/>
+    <w:bookmarkStart w:id="39" w:name="final-figure"/>
+    <w:p>
+      <w:pPr>
+        <w:pStyle w:val="Heading2"/>
+      </w:pPr>
+      <w:r>
+        <w:t xml:space="preserve">Final Figure</w:t>
+      </w:r>
+    </w:p>
+    <w:p>
+      <w:pPr>
+        <w:pStyle w:val="FirstParagraph"/>
+      </w:pPr>
+      <w:r>
+        <w:t xml:space="preserve">Produce one publication-quality figure showing the relationship between chlorophyll-a and the predictor(s) that mattered most — proper axis labels, no default</w:t>
+      </w:r>
+      <w:r>
+        <w:t xml:space="preserve"> </w:t>
+      </w:r>
+      <w:r>
+        <w:rPr>
+          <w:rStyle w:val="VerbatimChar"/>
+        </w:rPr>
+        <w:t xml:space="preserve">ggplot</w:t>
+      </w:r>
+      <w:r>
+        <w:t xml:space="preserve"> </w:t>
+      </w:r>
+      <w:r>
+        <w:t xml:space="preserve">grey background — and export it with</w:t>
+      </w:r>
+      <w:r>
+        <w:t xml:space="preserve"> </w:t>
+      </w:r>
+      <w:r>
+        <w:rPr>
+          <w:rStyle w:val="VerbatimChar"/>
+        </w:rPr>
+        <w:t xml:space="preserve">ggsave()</w:t>
+      </w:r>
+      <w:r>
+        <w:t xml:space="preserve">.</w:t>
+      </w:r>
+    </w:p>
+    <w:p>
+      <w:pPr>
+        <w:pStyle w:val="SourceCode"/>
+      </w:pPr>
+      <w:r>
+        <w:rPr>
+          <w:rStyle w:val="CommentTok"/>
+        </w:rPr>
+        <w:t xml:space="preserve"># Write your code here:</w:t>
+      </w:r>
+    </w:p>
+    <w:tbl>
+      <w:tblPr>
+        <w:tblStyle w:val="Table"/>
+        <w:tblLook w:firstRow="0" w:lastRow="0" w:firstColumn="0" w:lastColumn="0" w:noHBand="0" w:noVBand="0" w:val="0000"/>
+        <w:tblBorders>
+          <w:top w:val="single" w:sz="4" w:space="0" w:color="0758E5"/>
+          <w:left w:val="single" w:sz="24" w:space="0" w:color="0758E5"/>
+          <w:bottom w:val="single" w:sz="4" w:space="0" w:color="0758E5"/>
+          <w:right w:val="single" w:sz="4" w:space="0" w:color="0758E5"/>
+        </w:tblBorders>
+        <w:tblCellMar>
+          <w:left w:w="144" w:type="dxa"/>
+          <w:right w:w="144" w:type="dxa"/>
+        </w:tblCellMar>
+        <w:tblLook w:firstRow="0" w:lastRow="0" w:firstColumn="0" w:lastColumn="0" w:noHBand="0" w:noVBand="0" w:val="0000"/>
+      </w:tblPr>
+      <w:tr>
+        <w:trPr>
+          <w:cantSplit/>
+        </w:trPr>
+        <w:tc>
+          <w:tcPr>
+            <w:shd w:color="auto" w:fill="dae6fb" w:val="clear"/>
+            <w:tcMar>
+              <w:top w:w="92" w:type="dxa"/>
+              <w:bottom w:w="92" w:type="dxa"/>
+            </w:tcMar>
+          </w:tcPr>
+          <w:p>
+            <w:pPr>
+              <w:pStyle w:val="FirstParagraph"/>
+            </w:pPr>
+            <w:pPr>
+              <w:spacing w:before="0" w:after="0"/>
+              <w:textAlignment w:val="center"/>
+            </w:pPr>
+            <w:r>
+              <w:drawing>
+                <wp:inline>
+                  <wp:extent cx="152400" cy="152400"/>
+                  <wp:effectExtent b="0" l="0" r="0" t="0"/>
+                  <wp:docPr descr="" title="" id="35" name="Picture"/>
+                  <a:graphic>
+                    <a:graphicData uri="http://schemas.openxmlformats.org/drawingml/2006/picture">
+                      <pic:pic>
+                        <pic:nvPicPr>
+                          <pic:cNvPr descr="/Applications/Positron.app/Contents/Resources/app/quarto/share/formats/docx/note.png" id="36" name="Picture"/>
+                          <pic:cNvPicPr>
+                            <a:picLocks noChangeArrowheads="1" noChangeAspect="1"/>
+                          </pic:cNvPicPr>
+                        </pic:nvPicPr>
+                        <pic:blipFill>
+                          <a:blip r:embed="rId26"/>
+                          <a:stretch>
+                            <a:fillRect/>
+                          </a:stretch>
+                        </pic:blipFill>
+                        <pic:spPr bwMode="auto">
+                          <a:xfrm>
+                            <a:off x="0" y="0"/>
+                            <a:ext cx="152400" cy="152400"/>
+                          </a:xfrm>
+                          <a:prstGeom prst="rect">
+                            <a:avLst/>
+                          </a:prstGeom>
+                          <a:noFill/>
+                          <a:ln w="9525">
+                            <a:noFill/>
+                            <a:headEnd/>
+                            <a:tailEnd/>
+                          </a:ln>
+                        </pic:spPr>
+                      </pic:pic>
+                    </a:graphicData>
+                  </a:graphic>
+                </wp:inline>
+              </w:drawing>
+            </w:r>
+            <w:r>
+              <w:t xml:space="preserve"> </w:t>
+            </w:r>
+            <w:r>
+              <w:t xml:space="preserve"> </w:t>
+            </w:r>
+            <w:r>
+              <w:t xml:space="preserve">Note</w:t>
+            </w:r>
+          </w:p>
+        </w:tc>
+      </w:tr>
+      <w:tr>
+        <w:trPr>
+          <w:cantSplit/>
+        </w:trPr>
+        <w:tc>
+          <w:tcPr>
+            <w:tcMar>
+              <w:top w:w="108" w:type="dxa"/>
+              <w:bottom w:w="108" w:type="dxa"/>
+            </w:tcMar>
+          </w:tcPr>
+          <w:p>
+            <w:pPr>
+              <w:pStyle w:val="BodyText"/>
+            </w:pPr>
+            <w:pPr>
+              <w:spacing w:before="16"/>
+            </w:pPr>
+            <w:r>
+              <w:rPr>
+                <w:b/>
+                <w:bCs/>
+              </w:rPr>
+              <w:t xml:space="preserve">📤 What to turn in — due Oct 19</w:t>
+            </w:r>
+          </w:p>
+          <w:p>
+            <w:pPr>
+              <w:pStyle w:val="BodyText"/>
+            </w:pPr>
+            <w:r>
+              <w:t xml:space="preserve">Your write-up should include:</w:t>
+            </w:r>
+          </w:p>
+          <w:p>
+            <w:pPr>
+              <w:pStyle w:val="Compact"/>
+              <w:numPr>
+                <w:ilvl w:val="0"/>
+                <w:numId w:val="1009"/>
+              </w:numPr>
+            </w:pPr>
+            <w:r>
+              <w:t xml:space="preserve">The question</w:t>
+            </w:r>
+          </w:p>
+          <w:p>
+            <w:pPr>
+              <w:pStyle w:val="Compact"/>
+              <w:numPr>
+                <w:ilvl w:val="0"/>
+                <w:numId w:val="1010"/>
+              </w:numPr>
+            </w:pPr>
+            <w:r>
+              <w:t xml:space="preserve">Your hypotheses</w:t>
+            </w:r>
+          </w:p>
+          <w:p>
+            <w:pPr>
+              <w:pStyle w:val="Compact"/>
+              <w:numPr>
+                <w:ilvl w:val="0"/>
+                <w:numId w:val="1011"/>
+              </w:numPr>
+            </w:pPr>
+            <w:r>
+              <w:t xml:space="preserve">Which model/transformation you used, and your justification for choosing it</w:t>
+            </w:r>
+          </w:p>
+          <w:p>
+            <w:pPr>
+              <w:pStyle w:val="Compact"/>
+              <w:numPr>
+                <w:ilvl w:val="0"/>
+                <w:numId w:val="1012"/>
+              </w:numPr>
+            </w:pPr>
+            <w:r>
+              <w:t xml:space="preserve">The code and its output</w:t>
+            </w:r>
+          </w:p>
+          <w:p>
+            <w:pPr>
+              <w:pStyle w:val="Compact"/>
+              <w:numPr>
+                <w:ilvl w:val="0"/>
+                <w:numId w:val="1013"/>
+              </w:numPr>
+            </w:pPr>
+            <w:r>
+              <w:t xml:space="preserve">Your interpretation of the result</w:t>
+            </w:r>
+          </w:p>
+          <w:p>
+            <w:pPr>
+              <w:pStyle w:val="Compact"/>
+              <w:numPr>
+                <w:ilvl w:val="0"/>
+                <w:numId w:val="1014"/>
+              </w:numPr>
+            </w:pPr>
+            <w:r>
+              <w:t xml:space="preserve">A final figure showing the result</w:t>
+            </w:r>
+          </w:p>
+          <w:p/>
+        </w:tc>
+      </w:tr>
+    </w:tbl>
+    <w:p>
+      <w:pPr>
+        <w:pStyle w:val="FirstParagraph"/>
+      </w:pPr>
+      <w:r>
+        <w:t xml:space="preserve"> </w:t>
+      </w:r>
+    </w:p>
+    <w:tbl>
+      <w:tblPr>
+        <w:tblStyle w:val="Table"/>
+        <w:tblLook w:firstRow="0" w:lastRow="0" w:firstColumn="0" w:lastColumn="0" w:noHBand="0" w:noVBand="0" w:val="0000"/>
+        <w:tblBorders>
+          <w:top w:val="single" w:sz="4" w:space="0" w:color="0758E5"/>
+          <w:left w:val="single" w:sz="24" w:space="0" w:color="0758E5"/>
+          <w:bottom w:val="single" w:sz="4" w:space="0" w:color="0758E5"/>
+          <w:right w:val="single" w:sz="4" w:space="0" w:color="0758E5"/>
+        </w:tblBorders>
+        <w:tblCellMar>
+          <w:left w:w="144" w:type="dxa"/>
+          <w:right w:w="144" w:type="dxa"/>
+        </w:tblCellMar>
+        <w:tblLook w:firstRow="0" w:lastRow="0" w:firstColumn="0" w:lastColumn="0" w:noHBand="0" w:noVBand="0" w:val="0000"/>
+      </w:tblPr>
+      <w:tr>
+        <w:trPr>
+          <w:cantSplit/>
+        </w:trPr>
+        <w:tc>
+          <w:tcPr>
+            <w:shd w:color="auto" w:fill="dae6fb" w:val="clear"/>
+            <w:tcMar>
+              <w:top w:w="92" w:type="dxa"/>
+              <w:bottom w:w="92" w:type="dxa"/>
+            </w:tcMar>
+          </w:tcPr>
+          <w:p>
+            <w:pPr>
+              <w:pStyle w:val="BodyText"/>
+            </w:pPr>
+            <w:pPr>
+              <w:spacing w:before="0" w:after="0"/>
+              <w:textAlignment w:val="center"/>
+            </w:pPr>
+            <w:r>
+              <w:drawing>
+                <wp:inline>
+                  <wp:extent cx="152400" cy="152400"/>
+                  <wp:effectExtent b="0" l="0" r="0" t="0"/>
+                  <wp:docPr descr="" title="" id="37" name="Picture"/>
+                  <a:graphic>
+                    <a:graphicData uri="http://schemas.openxmlformats.org/drawingml/2006/picture">
+                      <pic:pic>
+                        <pic:nvPicPr>
+                          <pic:cNvPr descr="/Applications/Positron.app/Contents/Resources/app/quarto/share/formats/docx/note.png" id="38" name="Picture"/>
+                          <pic:cNvPicPr>
+                            <a:picLocks noChangeArrowheads="1" noChangeAspect="1"/>
+                          </pic:cNvPicPr>
+                        </pic:nvPicPr>
+                        <pic:blipFill>
+                          <a:blip r:embed="rId26"/>
+                          <a:stretch>
+                            <a:fillRect/>
+                          </a:stretch>
+                        </pic:blipFill>
+                        <pic:spPr bwMode="auto">
+                          <a:xfrm>
+                            <a:off x="0" y="0"/>
+                            <a:ext cx="152400" cy="152400"/>
+                          </a:xfrm>
+                          <a:prstGeom prst="rect">
+                            <a:avLst/>
+                          </a:prstGeom>
+                          <a:noFill/>
+                          <a:ln w="9525">
+                            <a:noFill/>
+                            <a:headEnd/>
+                            <a:tailEnd/>
+                          </a:ln>
+                        </pic:spPr>
+                      </pic:pic>
+                    </a:graphicData>
+                  </a:graphic>
+                </wp:inline>
+              </w:drawing>
+            </w:r>
+            <w:r>
+              <w:t xml:space="preserve"> </w:t>
+            </w:r>
+            <w:r>
+              <w:t xml:space="preserve"> </w:t>
+            </w:r>
+            <w:r>
+              <w:t xml:space="preserve">Note</w:t>
+            </w:r>
+          </w:p>
+        </w:tc>
+      </w:tr>
+      <w:tr>
+        <w:trPr>
+          <w:cantSplit/>
+        </w:trPr>
+        <w:tc>
+          <w:tcPr>
+            <w:tcMar>
+              <w:top w:w="108" w:type="dxa"/>
+              <w:bottom w:w="108" w:type="dxa"/>
+            </w:tcMar>
+          </w:tcPr>
+          <w:p>
+            <w:pPr>
+              <w:pStyle w:val="BodyText"/>
+            </w:pPr>
+            <w:pPr>
+              <w:spacing w:before="16"/>
+            </w:pPr>
+            <w:r>
+              <w:rPr>
+                <w:b/>
+                <w:bCs/>
+              </w:rPr>
+              <w:t xml:space="preserve">Reference</w:t>
+            </w:r>
+          </w:p>
+          <w:p>
+            <w:pPr>
+              <w:pStyle w:val="BodyText"/>
+            </w:pPr>
+            <w:pPr>
+              <w:spacing w:after="16"/>
+            </w:pPr>
+            <w:r>
+              <w:t xml:space="preserve">Abell, J.M., Özkundakci, D. &amp; Hamilton, D.P. (2010). Nitrogen and phosphorus limitation of phytoplankton growth in New Zealand lakes.</w:t>
+            </w:r>
+            <w:r>
+              <w:t xml:space="preserve"> </w:t>
+            </w:r>
+            <w:r>
+              <w:rPr>
+                <w:i/>
+                <w:iCs/>
+              </w:rPr>
+              <w:t xml:space="preserve">Ecosystems</w:t>
+            </w:r>
+            <w:r>
+              <w:t xml:space="preserve">, 13, 966–977.</w:t>
+            </w:r>
+          </w:p>
+          <w:p/>
+        </w:tc>
+      </w:tr>
+    </w:tbl>
+    <w:p>
+      <w:r>
+        <w:pict>
+          <v:rect style="width:0;height:1.5pt" o:hralign="center" o:hrstd="t" o:hr="t"/>
+        </w:pict>
+      </w:r>
+    </w:p>
+    <w:bookmarkEnd w:id="39"/>
+    <w:bookmarkEnd w:id="40"/>
+    <w:bookmarkStart w:id="41" w:name="getting-unstuck"/>
     <w:p>
       <w:pPr>
         <w:pStyle w:val="Heading1"/>
@@ -7337,7 +8031,7 @@
         <w:pStyle w:val="Compact"/>
         <w:numPr>
           <w:ilvl w:val="0"/>
-          <w:numId w:val="1009"/>
+          <w:numId w:val="1015"/>
         </w:numPr>
       </w:pPr>
       <w:r>
@@ -7359,7 +8053,7 @@
         <w:pStyle w:val="Compact"/>
         <w:numPr>
           <w:ilvl w:val="0"/>
-          <w:numId w:val="1009"/>
+          <w:numId w:val="1015"/>
         </w:numPr>
       </w:pPr>
       <w:r>
@@ -7487,7 +8181,7 @@
         <w:pStyle w:val="Compact"/>
         <w:numPr>
           <w:ilvl w:val="0"/>
-          <w:numId w:val="1009"/>
+          <w:numId w:val="1015"/>
         </w:numPr>
       </w:pPr>
       <w:r>
@@ -7508,7 +8202,7 @@
         <w:pStyle w:val="Compact"/>
         <w:numPr>
           <w:ilvl w:val="0"/>
-          <w:numId w:val="1009"/>
+          <w:numId w:val="1015"/>
         </w:numPr>
       </w:pPr>
       <w:r>
@@ -7556,7 +8250,7 @@
         </w:pict>
       </w:r>
     </w:p>
-    <w:bookmarkEnd w:id="33"/>
+    <w:bookmarkEnd w:id="41"/>
     <w:sectPr>
       <w:pgSz w:h="15840" w:w="12240"/>
       <w:pgMar w:bottom="1440" w:footer="720" w:gutter="0" w:header="720" w:left="1440" w:right="1440" w:top="1440"/>
@@ -7911,6 +8605,24 @@
     </w:lvlOverride>
   </w:num>
   <w:num w:numId="1009">
+    <w:abstractNumId w:val="992"/>
+  </w:num>
+  <w:num w:numId="1010">
+    <w:abstractNumId w:val="992"/>
+  </w:num>
+  <w:num w:numId="1011">
+    <w:abstractNumId w:val="992"/>
+  </w:num>
+  <w:num w:numId="1012">
+    <w:abstractNumId w:val="992"/>
+  </w:num>
+  <w:num w:numId="1013">
+    <w:abstractNumId w:val="992"/>
+  </w:num>
+  <w:num w:numId="1014">
+    <w:abstractNumId w:val="992"/>
+  </w:num>
+  <w:num w:numId="1015">
     <w:abstractNumId w:val="99411"/>
     <w:lvlOverride w:ilvl="0">
       <w:startOverride w:val="1"/>
